--- a/output_receita_federal/parecer_normativo_cst/documents/pn_cst_173_19740926.docx
+++ b/output_receita_federal/parecer_normativo_cst/documents/pn_cst_173_19740926.docx
@@ -15,10 +15,19 @@
         <w:t xml:space="preserve">02 - Imposto Sobre a Renda e Proventos </w:t>
       </w:r>
       <w:r>
+        <w:br/>
+      </w:r>
+      <w:r>
         <w:t xml:space="preserve">02.03 – Fonte </w:t>
       </w:r>
       <w:r>
+        <w:br/>
+      </w:r>
+      <w:r>
         <w:t xml:space="preserve">02.03.1999 – Outros. </w:t>
+      </w:r>
+      <w:r>
+        <w:br/>
       </w:r>
       <w:r>
         <w:t>Lucros decorrentes de prêmios em dinheiro: tributáveis em 30%, na fonte, os obtidos em loterias, sorteios e apostas. Os prêmios obtidos em competições desportivas, artísticas, científicas e literárias, exceto se outorgados através de sorteios, serão tributados como rendimentos do trabalho, classificáveis na cédula C ou D, conforme haja ou não vínculo empregatício entre o beneficiário e a fonte pagadora.</w:t>
